--- a/submission/02_Supplementary_Materials.docx
+++ b/submission/02_Supplementary_Materials.docx
@@ -233,7 +233,7 @@
         <w:t xml:space="preserve"> </w:t>
       </w:r>
       <w:r>
-        <w:t xml:space="preserve">Through a separate project we hold record-level data from the same platform: the platform’s raw provincial delivery (2024 increment: 32 provinces, 8.1 million species-by-checklist rows, 282,197 checklists) and an event table built from an earlier multi-year delivery (2000–2025, 11.7 million rows). In the raw delivery the count column has zero missingness, and checklists in which a constant count equals the species count — the signature of a list-length leak — comprise at most 0.35% in any province, confirming genuine per-species abundance. Every count equals one in 43.7% of raw-delivery checklists and in 46.9% of 2014–2023 checklists in the event table, consistent with the 40.5% reported platform-wide by the Ornithological Society. Platform deliveries are ceiling-cleaned (maximum count 10</w:t>
+        <w:t xml:space="preserve">Through a separate project we hold record-level data from the same platform: the platform’s raw provincial delivery (2024 increment: 32 provinces, 8.1 million species-by-checklist rows, 282,197 checklists) and an event table built from an earlier multi-year delivery (2000–2025, 11.7 million rows). In the raw delivery the count column has zero missingness, and checklists in which a constant count equals the species count (the signature of a list-length leak) comprise at most 0.35% in any province, confirming genuine per-species abundance. Every count equals one in 43.7% of raw-delivery checklists and in 46.9% of 2014–2023 checklists in the event table, consistent with the 40.5% reported platform-wide by the Ornithological Society. Platform deliveries are ceiling-cleaned (maximum count 10</w:t>
       </w:r>
       <w:r>
         <w:rPr>
@@ -276,7 +276,7 @@
         <w:t xml:space="preserve"> </w:t>
       </w:r>
       <w:r>
-        <w:t xml:space="preserve">only; explicit total-effort terms), yielding 36 specifications with identical fixed effects and clustering (Table S1; fig. S1). Poisson fixed-effects models for richness with a ln(BN) offset — the catch-per-unit-effort convention — appear in Table S2.</w:t>
+        <w:t xml:space="preserve">only; explicit total-effort terms), yielding 36 specifications with identical fixed effects and clustering (Table S1; fig. S1). Poisson fixed-effects models for richness with a ln(BN) offset, following the catch-per-unit-effort convention, appear in Table S2.</w:t>
       </w:r>
     </w:p>
     <w:p>

--- a/submission/02_Supplementary_Materials.docx
+++ b/submission/02_Supplementary_Materials.docx
@@ -306,7 +306,7 @@
       <w:r>
         <w:drawing>
           <wp:inline>
-            <wp:extent cx="5334000" cy="3060694"/>
+            <wp:extent cx="5334000" cy="3322334"/>
             <wp:effectExtent b="0" l="0" r="0" t="0"/>
             <wp:docPr descr="" title="" id="11" name="Picture"/>
             <a:graphic>
@@ -327,7 +327,7 @@
                   <pic:spPr bwMode="auto">
                     <a:xfrm>
                       <a:off x="0" y="0"/>
-                      <a:ext cx="5334000" cy="3060694"/>
+                      <a:ext cx="5334000" cy="3322334"/>
                     </a:xfrm>
                     <a:prstGeom prst="rect">
                       <a:avLst/>
@@ -373,7 +373,7 @@
       <w:r>
         <w:drawing>
           <wp:inline>
-            <wp:extent cx="5334000" cy="4279604"/>
+            <wp:extent cx="5334000" cy="4093534"/>
             <wp:effectExtent b="0" l="0" r="0" t="0"/>
             <wp:docPr descr="" title="" id="14" name="Picture"/>
             <a:graphic>
@@ -394,7 +394,7 @@
                   <pic:spPr bwMode="auto">
                     <a:xfrm>
                       <a:off x="0" y="0"/>
-                      <a:ext cx="5334000" cy="4279604"/>
+                      <a:ext cx="5334000" cy="4093534"/>
                     </a:xfrm>
                     <a:prstGeom prst="rect">
                       <a:avLst/>

--- a/submission/02_Supplementary_Materials.docx
+++ b/submission/02_Supplementary_Materials.docx
@@ -215,6 +215,37 @@
       </w:r>
       <w:r>
         <w:t xml:space="preserve">specifications exclude these 19 county-months.</w:t>
+      </w:r>
+    </w:p>
+    <w:p>
+      <w:pPr>
+        <w:pStyle w:val="BodyText"/>
+        <w:spacing w:lineRule="auto" w:line="360"/>
+      </w:pPr>
+      <w:r>
+        <w:rPr>
+          <w:b/>
+          <w:bCs/>
+        </w:rPr>
+        <w:t xml:space="preserve">Recording-protocol simulations.</w:t>
+      </w:r>
+      <w:r>
+        <w:t xml:space="preserve"> </w:t>
+      </w:r>
+      <w:r>
+        <w:t xml:space="preserve">To separate sampling accumulation from genuine community differences, we simulated observation of a fixed lognormal community (60 species, true Shannon H = 3.19) under three recording protocols. With counts recorded faithfully, observed H rises with effort and converges to the true value from below. With checklist-type recording (all counts set to one), observed H equals the log of the number of species detected, rises with effort without bound, and exceeds the true value at high effort (4.04 at the highest effort simulated). Adding a single genuine large flock (20,000 individuals) depresses H to 0.02–0.86. A fixed community therefore suffices to generate the observed effort–diversity gradient, and the three protocols yield mutually incompatible</w:t>
+      </w:r>
+      <w:r>
+        <w:t xml:space="preserve"> </w:t>
+      </w:r>
+      <w:r>
+        <w:t xml:space="preserve">“diversity”</w:t>
+      </w:r>
+      <w:r>
+        <w:t xml:space="preserve"> </w:t>
+      </w:r>
+      <w:r>
+        <w:t xml:space="preserve">values from identical communities.</w:t>
       </w:r>
     </w:p>
     <w:p>
@@ -5793,9 +5824,9 @@
       <w:outlineLvl w:val="0"/>
     </w:pPr>
     <w:rPr>
-      <w:rFonts w:asciiTheme="majorHAnsi" w:cstheme="majorBidi" w:eastAsiaTheme="majorEastAsia" w:hAnsiTheme="majorHAnsi" w:ascii="Times New Roman" w:hAnsi="Times New Roman"/>
+      <w:rFonts w:asciiTheme="majorHAnsi" w:cstheme="majorBidi" w:eastAsiaTheme="majorEastAsia" w:hAnsiTheme="majorHAnsi"/>
       <w:color w:themeColor="accent1" w:themeShade="BF" w:val="0F4761"/>
-      <w:sz w:val="32"/>
+      <w:sz w:val="40"/>
       <w:szCs w:val="40"/>
     </w:rPr>
   </w:style>
@@ -5816,9 +5847,9 @@
       <w:outlineLvl w:val="1"/>
     </w:pPr>
     <w:rPr>
-      <w:rFonts w:asciiTheme="majorHAnsi" w:cstheme="majorBidi" w:eastAsiaTheme="majorEastAsia" w:hAnsiTheme="majorHAnsi" w:ascii="Times New Roman" w:hAnsi="Times New Roman"/>
+      <w:rFonts w:asciiTheme="majorHAnsi" w:cstheme="majorBidi" w:eastAsiaTheme="majorEastAsia" w:hAnsiTheme="majorHAnsi"/>
       <w:color w:themeColor="accent1" w:themeShade="BF" w:val="0F4761"/>
-      <w:sz w:val="28"/>
+      <w:sz w:val="32"/>
       <w:szCs w:val="32"/>
     </w:rPr>
   </w:style>
@@ -5839,9 +5870,9 @@
       <w:outlineLvl w:val="2"/>
     </w:pPr>
     <w:rPr>
-      <w:rFonts w:cstheme="majorBidi" w:eastAsiaTheme="majorEastAsia" w:ascii="Times New Roman" w:hAnsi="Times New Roman"/>
+      <w:rFonts w:cstheme="majorBidi" w:eastAsiaTheme="majorEastAsia"/>
       <w:color w:themeColor="accent1" w:themeShade="BF" w:val="0F4761"/>
-      <w:sz w:val="24"/>
+      <w:sz w:val="28"/>
       <w:szCs w:val="28"/>
     </w:rPr>
   </w:style>
